--- a/Sprint-5/Gabriel/Documento de revisão das tarefas do grupo pelo PO.docx
+++ b/Sprint-5/Gabriel/Documento de revisão das tarefas do grupo pelo PO.docx
@@ -1913,7 +1913,7 @@
               <w:rPr>
                 <w:rtl w:val="0"/>
               </w:rPr>
-              <w:t xml:space="preserve">-</w:t>
+              <w:t xml:space="preserve">#45</w:t>
             </w:r>
           </w:p>
         </w:tc>
